--- a/러시아 인권변호사/6부/6부_11화_투표_전야.docx
+++ b/러시아 인권변호사/6부/6부_11화_투표_전야.docx
@@ -336,6 +336,167 @@
     </w:p>
     <w:p>
       <w:pPr>
+        <w:spacing w:before="0" w:after="110" w:line="300" w:lineRule="auto"/>
+      </w:pPr>
+      <w:r>
+        <w:rPr>
+          <w:rFonts w:ascii="Times New Roman" w:hAnsi="Times New Roman" w:eastAsia="Malgun Gothic"/>
+          <w:b/>
+          <w:i w:val="0"/>
+          <w:sz w:val="22"/>
+        </w:rPr>
+        <w:t xml:space="preserve">Катя: </w:t>
+      </w:r>
+      <w:r>
+        <w:rPr>
+          <w:rFonts w:ascii="Times New Roman" w:hAnsi="Times New Roman" w:eastAsia="Malgun Gothic"/>
+          <w:b w:val="0"/>
+          <w:i w:val="0"/>
+          <w:sz w:val="22"/>
+        </w:rPr>
+        <w:t>Отдельно по Екатеринбургу: комиссия просила усилить охрану участков. Максим Игоревич уже согласовал.</w:t>
+      </w:r>
+    </w:p>
+    <w:p>
+      <w:pPr>
+        <w:spacing w:before="0" w:after="110" w:line="300" w:lineRule="auto"/>
+      </w:pPr>
+      <w:r>
+        <w:rPr>
+          <w:rFonts w:ascii="Times New Roman" w:hAnsi="Times New Roman" w:eastAsia="Malgun Gothic"/>
+          <w:b/>
+          <w:i w:val="0"/>
+          <w:sz w:val="22"/>
+        </w:rPr>
+        <w:t xml:space="preserve">Лёша: </w:t>
+      </w:r>
+      <w:r>
+        <w:rPr>
+          <w:rFonts w:ascii="Times New Roman" w:hAnsi="Times New Roman" w:eastAsia="Malgun Gothic"/>
+          <w:b w:val="0"/>
+          <w:i w:val="0"/>
+          <w:sz w:val="22"/>
+        </w:rPr>
+        <w:t>Только не перестарайтесь. Люди должны видеть участок, а не оцепление.</w:t>
+      </w:r>
+    </w:p>
+    <w:p>
+      <w:pPr>
+        <w:spacing w:before="0" w:after="110" w:line="300" w:lineRule="auto"/>
+      </w:pPr>
+      <w:r>
+        <w:rPr>
+          <w:rFonts w:ascii="Times New Roman" w:hAnsi="Times New Roman" w:eastAsia="Malgun Gothic"/>
+          <w:b/>
+          <w:i w:val="0"/>
+          <w:sz w:val="22"/>
+        </w:rPr>
+        <w:t xml:space="preserve">Катя: </w:t>
+      </w:r>
+      <w:r>
+        <w:rPr>
+          <w:rFonts w:ascii="Times New Roman" w:hAnsi="Times New Roman" w:eastAsia="Malgun Gothic"/>
+          <w:b w:val="0"/>
+          <w:i w:val="0"/>
+          <w:sz w:val="22"/>
+        </w:rPr>
+        <w:t>Он так и сказал: «Охрана — чтобы не было видно охраны».</w:t>
+      </w:r>
+    </w:p>
+    <w:p>
+      <w:pPr>
+        <w:spacing w:before="0" w:after="110" w:line="300" w:lineRule="auto"/>
+      </w:pPr>
+      <w:r>
+        <w:rPr>
+          <w:rFonts w:ascii="Times New Roman" w:hAnsi="Times New Roman" w:eastAsia="Malgun Gothic"/>
+          <w:b/>
+          <w:i w:val="0"/>
+          <w:sz w:val="22"/>
+        </w:rPr>
+        <w:t xml:space="preserve">Гребенщиков: </w:t>
+      </w:r>
+      <w:r>
+        <w:rPr>
+          <w:rFonts w:ascii="Times New Roman" w:hAnsi="Times New Roman" w:eastAsia="Malgun Gothic"/>
+          <w:b w:val="0"/>
+          <w:i w:val="0"/>
+          <w:sz w:val="22"/>
+        </w:rPr>
+        <w:t>Мудрее, чем большинство моих бывших клиентов.</w:t>
+      </w:r>
+    </w:p>
+    <w:p>
+      <w:pPr>
+        <w:spacing w:before="0" w:after="110" w:line="300" w:lineRule="auto"/>
+      </w:pPr>
+      <w:r>
+        <w:rPr>
+          <w:rFonts w:ascii="Times New Roman" w:hAnsi="Times New Roman" w:eastAsia="Malgun Gothic"/>
+          <w:b/>
+          <w:i w:val="0"/>
+          <w:sz w:val="22"/>
+        </w:rPr>
+        <w:t xml:space="preserve">Ирина: </w:t>
+      </w:r>
+      <w:r>
+        <w:rPr>
+          <w:rFonts w:ascii="Times New Roman" w:hAnsi="Times New Roman" w:eastAsia="Malgun Gothic"/>
+          <w:b w:val="0"/>
+          <w:i w:val="0"/>
+          <w:sz w:val="22"/>
+        </w:rPr>
+        <w:t>Екатерина Ивановна, а журналисты? Сегодня день тишины, они будут ловить любое слово.</w:t>
+      </w:r>
+    </w:p>
+    <w:p>
+      <w:pPr>
+        <w:spacing w:before="0" w:after="110" w:line="300" w:lineRule="auto"/>
+      </w:pPr>
+      <w:r>
+        <w:rPr>
+          <w:rFonts w:ascii="Times New Roman" w:hAnsi="Times New Roman" w:eastAsia="Malgun Gothic"/>
+          <w:b/>
+          <w:i w:val="0"/>
+          <w:sz w:val="22"/>
+        </w:rPr>
+        <w:t xml:space="preserve">Катя: </w:t>
+      </w:r>
+      <w:r>
+        <w:rPr>
+          <w:rFonts w:ascii="Times New Roman" w:hAnsi="Times New Roman" w:eastAsia="Malgun Gothic"/>
+          <w:b w:val="0"/>
+          <w:i w:val="0"/>
+          <w:sz w:val="22"/>
+        </w:rPr>
+        <w:t>Поэтому никаких слов. Алексей Николаевич сегодня — частное лицо, которое ужинает с командой.</w:t>
+      </w:r>
+    </w:p>
+    <w:p>
+      <w:pPr>
+        <w:spacing w:before="0" w:after="110" w:line="300" w:lineRule="auto"/>
+      </w:pPr>
+      <w:r>
+        <w:rPr>
+          <w:rFonts w:ascii="Times New Roman" w:hAnsi="Times New Roman" w:eastAsia="Malgun Gothic"/>
+          <w:b/>
+          <w:i w:val="0"/>
+          <w:sz w:val="22"/>
+        </w:rPr>
+        <w:t xml:space="preserve">Лёша: </w:t>
+      </w:r>
+      <w:r>
+        <w:rPr>
+          <w:rFonts w:ascii="Times New Roman" w:hAnsi="Times New Roman" w:eastAsia="Malgun Gothic"/>
+          <w:b w:val="0"/>
+          <w:i w:val="0"/>
+          <w:sz w:val="22"/>
+        </w:rPr>
+        <w:t>Частное лицо, которому каждые полчаса приносят сводки. Очень частное.</w:t>
+      </w:r>
+    </w:p>
+    <w:p>
+      <w:pPr>
         <w:keepNext/>
         <w:spacing w:before="320" w:after="140"/>
       </w:pPr>
@@ -518,7 +679,7 @@
           <w:i w:val="0"/>
           <w:sz w:val="22"/>
         </w:rPr>
-        <w:t>Удачи завтра, Алексей Николаевич. Искренне.</w:t>
+        <w:t>И ещё. После дебатов мне написала та женщина из Екатеринбурга, которая спрашивала про митинги. Пришла на мой митинг. Говорит, первый раз в жизни.</w:t>
       </w:r>
     </w:p>
     <w:p>
@@ -541,7 +702,201 @@
           <w:i w:val="0"/>
           <w:sz w:val="22"/>
         </w:rPr>
+        <w:t>Значит, площади не опустели.</w:t>
+      </w:r>
+    </w:p>
+    <w:p>
+      <w:pPr>
+        <w:spacing w:before="0" w:after="110" w:line="300" w:lineRule="auto"/>
+      </w:pPr>
+      <w:r>
+        <w:rPr>
+          <w:rFonts w:ascii="Times New Roman" w:hAnsi="Times New Roman" w:eastAsia="Malgun Gothic"/>
+          <w:b/>
+          <w:i w:val="0"/>
+          <w:sz w:val="22"/>
+        </w:rPr>
+        <w:t xml:space="preserve">Ковальчук: </w:t>
+      </w:r>
+      <w:r>
+        <w:rPr>
+          <w:rFonts w:ascii="Times New Roman" w:hAnsi="Times New Roman" w:eastAsia="Malgun Gothic"/>
+          <w:b w:val="0"/>
+          <w:i w:val="0"/>
+          <w:sz w:val="22"/>
+        </w:rPr>
+        <w:t>Не опустели. Хоть в этом мы оба выиграли.</w:t>
+      </w:r>
+    </w:p>
+    <w:p>
+      <w:pPr>
+        <w:spacing w:before="0" w:after="110" w:line="300" w:lineRule="auto"/>
+      </w:pPr>
+      <w:r>
+        <w:rPr>
+          <w:rFonts w:ascii="Times New Roman" w:hAnsi="Times New Roman" w:eastAsia="Malgun Gothic"/>
+          <w:b/>
+          <w:i w:val="0"/>
+          <w:sz w:val="22"/>
+        </w:rPr>
+        <w:t xml:space="preserve">Ковальчук: </w:t>
+      </w:r>
+      <w:r>
+        <w:rPr>
+          <w:rFonts w:ascii="Times New Roman" w:hAnsi="Times New Roman" w:eastAsia="Malgun Gothic"/>
+          <w:b w:val="0"/>
+          <w:i w:val="0"/>
+          <w:sz w:val="22"/>
+        </w:rPr>
+        <w:t>Удачи завтра, Алексей Николаевич. Искренне.</w:t>
+      </w:r>
+    </w:p>
+    <w:p>
+      <w:pPr>
+        <w:spacing w:before="0" w:after="110" w:line="300" w:lineRule="auto"/>
+      </w:pPr>
+      <w:r>
+        <w:rPr>
+          <w:rFonts w:ascii="Times New Roman" w:hAnsi="Times New Roman" w:eastAsia="Malgun Gothic"/>
+          <w:b/>
+          <w:i w:val="0"/>
+          <w:sz w:val="22"/>
+        </w:rPr>
+        <w:t xml:space="preserve">Лёша: </w:t>
+      </w:r>
+      <w:r>
+        <w:rPr>
+          <w:rFonts w:ascii="Times New Roman" w:hAnsi="Times New Roman" w:eastAsia="Malgun Gothic"/>
+          <w:b w:val="0"/>
+          <w:i w:val="0"/>
+          <w:sz w:val="22"/>
+        </w:rPr>
         <w:t>И вам, Артём Игоревич. Искренне.</w:t>
+      </w:r>
+    </w:p>
+    <w:p>
+      <w:pPr>
+        <w:spacing w:before="0" w:after="110" w:line="300" w:lineRule="auto"/>
+      </w:pPr>
+      <w:r>
+        <w:rPr>
+          <w:rFonts w:ascii="Times New Roman" w:hAnsi="Times New Roman" w:eastAsia="Malgun Gothic"/>
+          <w:b/>
+          <w:i w:val="0"/>
+          <w:sz w:val="22"/>
+        </w:rPr>
+        <w:t xml:space="preserve">Гребенщиков: </w:t>
+      </w:r>
+      <w:r>
+        <w:rPr>
+          <w:rFonts w:ascii="Times New Roman" w:hAnsi="Times New Roman" w:eastAsia="Malgun Gothic"/>
+          <w:b w:val="0"/>
+          <w:i/>
+          <w:color w:val="555555"/>
+          <w:sz w:val="22"/>
+        </w:rPr>
+        <w:t>(осторожно)</w:t>
+      </w:r>
+      <w:r>
+        <w:rPr>
+          <w:rFonts w:ascii="Times New Roman" w:hAnsi="Times New Roman" w:eastAsia="Malgun Gothic"/>
+          <w:b w:val="0"/>
+          <w:i w:val="0"/>
+          <w:sz w:val="22"/>
+        </w:rPr>
+        <w:t xml:space="preserve"> Он звонил сам?</w:t>
+      </w:r>
+    </w:p>
+    <w:p>
+      <w:pPr>
+        <w:spacing w:before="0" w:after="110" w:line="300" w:lineRule="auto"/>
+      </w:pPr>
+      <w:r>
+        <w:rPr>
+          <w:rFonts w:ascii="Times New Roman" w:hAnsi="Times New Roman" w:eastAsia="Malgun Gothic"/>
+          <w:b/>
+          <w:i w:val="0"/>
+          <w:sz w:val="22"/>
+        </w:rPr>
+        <w:t xml:space="preserve">Лёша: </w:t>
+      </w:r>
+      <w:r>
+        <w:rPr>
+          <w:rFonts w:ascii="Times New Roman" w:hAnsi="Times New Roman" w:eastAsia="Malgun Gothic"/>
+          <w:b w:val="0"/>
+          <w:i w:val="0"/>
+          <w:sz w:val="22"/>
+        </w:rPr>
+        <w:t>Сам.</w:t>
+      </w:r>
+    </w:p>
+    <w:p>
+      <w:pPr>
+        <w:spacing w:before="0" w:after="110" w:line="300" w:lineRule="auto"/>
+      </w:pPr>
+      <w:r>
+        <w:rPr>
+          <w:rFonts w:ascii="Times New Roman" w:hAnsi="Times New Roman" w:eastAsia="Malgun Gothic"/>
+          <w:b/>
+          <w:i w:val="0"/>
+          <w:sz w:val="22"/>
+        </w:rPr>
+        <w:t xml:space="preserve">Гребенщиков: </w:t>
+      </w:r>
+      <w:r>
+        <w:rPr>
+          <w:rFonts w:ascii="Times New Roman" w:hAnsi="Times New Roman" w:eastAsia="Malgun Gothic"/>
+          <w:b w:val="0"/>
+          <w:i w:val="0"/>
+          <w:sz w:val="22"/>
+        </w:rPr>
+        <w:t>За всю мою карьеру соперник ни разу не звонил накануне голосования. Звонили только его адвокаты.</w:t>
+      </w:r>
+    </w:p>
+    <w:p>
+      <w:pPr>
+        <w:spacing w:before="0" w:after="110" w:line="300" w:lineRule="auto"/>
+      </w:pPr>
+      <w:r>
+        <w:rPr>
+          <w:rFonts w:ascii="Times New Roman" w:hAnsi="Times New Roman" w:eastAsia="Malgun Gothic"/>
+          <w:b/>
+          <w:i w:val="0"/>
+          <w:sz w:val="22"/>
+        </w:rPr>
+        <w:t xml:space="preserve">Катя: </w:t>
+      </w:r>
+      <w:r>
+        <w:rPr>
+          <w:rFonts w:ascii="Times New Roman" w:hAnsi="Times New Roman" w:eastAsia="Malgun Gothic"/>
+          <w:b w:val="0"/>
+          <w:i w:val="0"/>
+          <w:sz w:val="22"/>
+        </w:rPr>
+        <w:t>Записать это в хронику кампании?</w:t>
+      </w:r>
+    </w:p>
+    <w:p>
+      <w:pPr>
+        <w:spacing w:before="0" w:after="110" w:line="300" w:lineRule="auto"/>
+      </w:pPr>
+      <w:r>
+        <w:rPr>
+          <w:rFonts w:ascii="Times New Roman" w:hAnsi="Times New Roman" w:eastAsia="Malgun Gothic"/>
+          <w:b/>
+          <w:i w:val="0"/>
+          <w:sz w:val="22"/>
+        </w:rPr>
+        <w:t xml:space="preserve">Лёша: </w:t>
+      </w:r>
+      <w:r>
+        <w:rPr>
+          <w:rFonts w:ascii="Times New Roman" w:hAnsi="Times New Roman" w:eastAsia="Malgun Gothic"/>
+          <w:b w:val="0"/>
+          <w:i w:val="0"/>
+          <w:sz w:val="22"/>
+        </w:rPr>
+        <w:t>Нет. Некоторые вещи пусть останутся между людьми.</w:t>
       </w:r>
     </w:p>
     <w:p>
@@ -946,6 +1301,173 @@
     </w:p>
     <w:p>
       <w:pPr>
+        <w:spacing w:before="0" w:after="110" w:line="300" w:lineRule="auto"/>
+      </w:pPr>
+      <w:r>
+        <w:rPr>
+          <w:rFonts w:ascii="Times New Roman" w:hAnsi="Times New Roman" w:eastAsia="Malgun Gothic"/>
+          <w:b/>
+          <w:i w:val="0"/>
+          <w:sz w:val="22"/>
+        </w:rPr>
+        <w:t xml:space="preserve">Лёша: </w:t>
+      </w:r>
+      <w:r>
+        <w:rPr>
+          <w:rFonts w:ascii="Times New Roman" w:hAnsi="Times New Roman" w:eastAsia="Malgun Gothic"/>
+          <w:b w:val="0"/>
+          <w:i/>
+          <w:color w:val="555555"/>
+          <w:sz w:val="22"/>
+        </w:rPr>
+        <w:t>(смеётся)</w:t>
+      </w:r>
+      <w:r>
+        <w:rPr>
+          <w:rFonts w:ascii="Times New Roman" w:hAnsi="Times New Roman" w:eastAsia="Malgun Gothic"/>
+          <w:b w:val="0"/>
+          <w:i w:val="0"/>
+          <w:sz w:val="22"/>
+        </w:rPr>
+        <w:t xml:space="preserve"> Справедливо. </w:t>
+      </w:r>
+      <w:r>
+        <w:rPr>
+          <w:rFonts w:ascii="Times New Roman" w:hAnsi="Times New Roman" w:eastAsia="Malgun Gothic"/>
+          <w:b w:val="0"/>
+          <w:i/>
+          <w:color w:val="555555"/>
+          <w:sz w:val="22"/>
+        </w:rPr>
+        <w:t>(пауза)</w:t>
+      </w:r>
+      <w:r>
+        <w:rPr>
+          <w:rFonts w:ascii="Times New Roman" w:hAnsi="Times New Roman" w:eastAsia="Malgun Gothic"/>
+          <w:b w:val="0"/>
+          <w:i w:val="0"/>
+          <w:sz w:val="22"/>
+        </w:rPr>
+        <w:t xml:space="preserve"> Ирина, а если завтра проиграем?</w:t>
+      </w:r>
+    </w:p>
+    <w:p>
+      <w:pPr>
+        <w:spacing w:before="0" w:after="110" w:line="300" w:lineRule="auto"/>
+      </w:pPr>
+      <w:r>
+        <w:rPr>
+          <w:rFonts w:ascii="Times New Roman" w:hAnsi="Times New Roman" w:eastAsia="Malgun Gothic"/>
+          <w:b/>
+          <w:i w:val="0"/>
+          <w:sz w:val="22"/>
+        </w:rPr>
+        <w:t xml:space="preserve">Ирина: </w:t>
+      </w:r>
+      <w:r>
+        <w:rPr>
+          <w:rFonts w:ascii="Times New Roman" w:hAnsi="Times New Roman" w:eastAsia="Malgun Gothic"/>
+          <w:b w:val="0"/>
+          <w:i w:val="0"/>
+          <w:sz w:val="22"/>
+        </w:rPr>
+        <w:t>Тогда я помогу вам вернуться в адвокатуру. Вы же обещали рабочим в Новокруцке.</w:t>
+      </w:r>
+    </w:p>
+    <w:p>
+      <w:pPr>
+        <w:spacing w:before="0" w:after="110" w:line="300" w:lineRule="auto"/>
+      </w:pPr>
+      <w:r>
+        <w:rPr>
+          <w:rFonts w:ascii="Times New Roman" w:hAnsi="Times New Roman" w:eastAsia="Malgun Gothic"/>
+          <w:b/>
+          <w:i w:val="0"/>
+          <w:sz w:val="22"/>
+        </w:rPr>
+        <w:t xml:space="preserve">Лёша: </w:t>
+      </w:r>
+      <w:r>
+        <w:rPr>
+          <w:rFonts w:ascii="Times New Roman" w:hAnsi="Times New Roman" w:eastAsia="Malgun Gothic"/>
+          <w:b w:val="0"/>
+          <w:i w:val="0"/>
+          <w:sz w:val="22"/>
+        </w:rPr>
+        <w:t>Обещал. И почти не шутил.</w:t>
+      </w:r>
+    </w:p>
+    <w:p>
+      <w:pPr>
+        <w:spacing w:before="0" w:after="110" w:line="300" w:lineRule="auto"/>
+      </w:pPr>
+      <w:r>
+        <w:rPr>
+          <w:rFonts w:ascii="Times New Roman" w:hAnsi="Times New Roman" w:eastAsia="Malgun Gothic"/>
+          <w:b/>
+          <w:i w:val="0"/>
+          <w:sz w:val="22"/>
+        </w:rPr>
+        <w:t xml:space="preserve">Ирина: </w:t>
+      </w:r>
+      <w:r>
+        <w:rPr>
+          <w:rFonts w:ascii="Times New Roman" w:hAnsi="Times New Roman" w:eastAsia="Malgun Gothic"/>
+          <w:b w:val="0"/>
+          <w:i w:val="0"/>
+          <w:sz w:val="22"/>
+        </w:rPr>
+        <w:t>А если выиграем — буду напоминать. Как обещала в Тайболе.</w:t>
+      </w:r>
+    </w:p>
+    <w:p>
+      <w:pPr>
+        <w:spacing w:before="0" w:after="110" w:line="300" w:lineRule="auto"/>
+      </w:pPr>
+      <w:r>
+        <w:rPr>
+          <w:rFonts w:ascii="Times New Roman" w:hAnsi="Times New Roman" w:eastAsia="Malgun Gothic"/>
+          <w:b/>
+          <w:i w:val="0"/>
+          <w:sz w:val="22"/>
+        </w:rPr>
+        <w:t xml:space="preserve">Лёша: </w:t>
+      </w:r>
+      <w:r>
+        <w:rPr>
+          <w:rFonts w:ascii="Times New Roman" w:hAnsi="Times New Roman" w:eastAsia="Malgun Gothic"/>
+          <w:b w:val="0"/>
+          <w:i w:val="0"/>
+          <w:sz w:val="22"/>
+        </w:rPr>
+        <w:t>Что-то мне подсказывает, что второе окажется труднее первого.</w:t>
+      </w:r>
+    </w:p>
+    <w:p>
+      <w:pPr>
+        <w:spacing w:before="0" w:after="110" w:line="300" w:lineRule="auto"/>
+      </w:pPr>
+      <w:r>
+        <w:rPr>
+          <w:rFonts w:ascii="Times New Roman" w:hAnsi="Times New Roman" w:eastAsia="Malgun Gothic"/>
+          <w:b/>
+          <w:i w:val="0"/>
+          <w:sz w:val="22"/>
+        </w:rPr>
+        <w:t xml:space="preserve">Ирина: </w:t>
+      </w:r>
+      <w:r>
+        <w:rPr>
+          <w:rFonts w:ascii="Times New Roman" w:hAnsi="Times New Roman" w:eastAsia="Malgun Gothic"/>
+          <w:b w:val="0"/>
+          <w:i w:val="0"/>
+          <w:sz w:val="22"/>
+        </w:rPr>
+        <w:t>Намного. Проигрывать честно умеют многие. Выигрывать честно — единицы.</w:t>
+      </w:r>
+    </w:p>
+    <w:p>
+      <w:pPr>
         <w:keepNext/>
         <w:spacing w:before="320" w:after="140"/>
       </w:pPr>
@@ -1300,6 +1822,184 @@
     </w:p>
     <w:p>
       <w:pPr>
+        <w:spacing w:before="0" w:after="110" w:line="300" w:lineRule="auto"/>
+      </w:pPr>
+      <w:r>
+        <w:rPr>
+          <w:rFonts w:ascii="Times New Roman" w:hAnsi="Times New Roman" w:eastAsia="Malgun Gothic"/>
+          <w:b/>
+          <w:i w:val="0"/>
+          <w:sz w:val="22"/>
+        </w:rPr>
+        <w:t xml:space="preserve">Настя: </w:t>
+      </w:r>
+      <w:r>
+        <w:rPr>
+          <w:rFonts w:ascii="Times New Roman" w:hAnsi="Times New Roman" w:eastAsia="Malgun Gothic"/>
+          <w:b w:val="0"/>
+          <w:i/>
+          <w:color w:val="555555"/>
+          <w:sz w:val="22"/>
+        </w:rPr>
+        <w:t>(вслед)</w:t>
+      </w:r>
+      <w:r>
+        <w:rPr>
+          <w:rFonts w:ascii="Times New Roman" w:hAnsi="Times New Roman" w:eastAsia="Malgun Gothic"/>
+          <w:b w:val="0"/>
+          <w:i w:val="0"/>
+          <w:sz w:val="22"/>
+        </w:rPr>
+        <w:t xml:space="preserve"> Кирилл. Реестр Вениамин Олегович проверил час назад.</w:t>
+      </w:r>
+    </w:p>
+    <w:p>
+      <w:pPr>
+        <w:spacing w:before="0" w:after="110" w:line="300" w:lineRule="auto"/>
+      </w:pPr>
+      <w:r>
+        <w:rPr>
+          <w:rFonts w:ascii="Times New Roman" w:hAnsi="Times New Roman" w:eastAsia="Malgun Gothic"/>
+          <w:b/>
+          <w:i w:val="0"/>
+          <w:sz w:val="22"/>
+        </w:rPr>
+        <w:t xml:space="preserve">Кирилл: </w:t>
+      </w:r>
+      <w:r>
+        <w:rPr>
+          <w:rFonts w:ascii="Times New Roman" w:hAnsi="Times New Roman" w:eastAsia="Malgun Gothic"/>
+          <w:b w:val="0"/>
+          <w:i w:val="0"/>
+          <w:sz w:val="22"/>
+        </w:rPr>
+        <w:t>Знаю. Проверю ещё раз. Мне так спокойнее.</w:t>
+      </w:r>
+    </w:p>
+    <w:p>
+      <w:pPr>
+        <w:spacing w:before="0" w:after="110" w:line="300" w:lineRule="auto"/>
+      </w:pPr>
+      <w:r>
+        <w:rPr>
+          <w:rFonts w:ascii="Times New Roman" w:hAnsi="Times New Roman" w:eastAsia="Malgun Gothic"/>
+          <w:b/>
+          <w:i w:val="0"/>
+          <w:sz w:val="22"/>
+        </w:rPr>
+        <w:t xml:space="preserve">Вениамин: </w:t>
+      </w:r>
+      <w:r>
+        <w:rPr>
+          <w:rFonts w:ascii="Times New Roman" w:hAnsi="Times New Roman" w:eastAsia="Malgun Gothic"/>
+          <w:b w:val="0"/>
+          <w:i/>
+          <w:color w:val="555555"/>
+          <w:sz w:val="22"/>
+        </w:rPr>
+        <w:t>(Насте, тихо)</w:t>
+      </w:r>
+      <w:r>
+        <w:rPr>
+          <w:rFonts w:ascii="Times New Roman" w:hAnsi="Times New Roman" w:eastAsia="Malgun Gothic"/>
+          <w:b w:val="0"/>
+          <w:i w:val="0"/>
+          <w:sz w:val="22"/>
+        </w:rPr>
+        <w:t xml:space="preserve"> Пусть проверяет. Она бы тоже проверила.</w:t>
+      </w:r>
+    </w:p>
+    <w:p>
+      <w:pPr>
+        <w:spacing w:before="0" w:after="110" w:line="300" w:lineRule="auto"/>
+      </w:pPr>
+      <w:r>
+        <w:rPr>
+          <w:rFonts w:ascii="Times New Roman" w:hAnsi="Times New Roman" w:eastAsia="Malgun Gothic"/>
+          <w:b/>
+          <w:i w:val="0"/>
+          <w:sz w:val="22"/>
+        </w:rPr>
+        <w:t xml:space="preserve">Настя: </w:t>
+      </w:r>
+      <w:r>
+        <w:rPr>
+          <w:rFonts w:ascii="Times New Roman" w:hAnsi="Times New Roman" w:eastAsia="Malgun Gothic"/>
+          <w:b w:val="0"/>
+          <w:i w:val="0"/>
+          <w:sz w:val="22"/>
+        </w:rPr>
+        <w:t>Она бы проверила дважды. И заставила бы нас пить чай, пока ждём.</w:t>
+      </w:r>
+    </w:p>
+    <w:p>
+      <w:pPr>
+        <w:spacing w:before="0" w:after="110" w:line="300" w:lineRule="auto"/>
+      </w:pPr>
+      <w:r>
+        <w:rPr>
+          <w:rFonts w:ascii="Times New Roman" w:hAnsi="Times New Roman" w:eastAsia="Malgun Gothic"/>
+          <w:b/>
+          <w:i w:val="0"/>
+          <w:sz w:val="22"/>
+        </w:rPr>
+        <w:t xml:space="preserve">Вениамин: </w:t>
+      </w:r>
+      <w:r>
+        <w:rPr>
+          <w:rFonts w:ascii="Times New Roman" w:hAnsi="Times New Roman" w:eastAsia="Malgun Gothic"/>
+          <w:b w:val="0"/>
+          <w:i/>
+          <w:color w:val="555555"/>
+          <w:sz w:val="22"/>
+        </w:rPr>
+        <w:t>(достаёт из ящика жестяную коробку)</w:t>
+      </w:r>
+      <w:r>
+        <w:rPr>
+          <w:rFonts w:ascii="Times New Roman" w:hAnsi="Times New Roman" w:eastAsia="Malgun Gothic"/>
+          <w:b w:val="0"/>
+          <w:i w:val="0"/>
+          <w:sz w:val="22"/>
+        </w:rPr>
+        <w:t xml:space="preserve"> Её чай. Я так и не решился его выбросить.</w:t>
+      </w:r>
+    </w:p>
+    <w:p>
+      <w:pPr>
+        <w:spacing w:before="0" w:after="110" w:line="300" w:lineRule="auto"/>
+      </w:pPr>
+      <w:r>
+        <w:rPr>
+          <w:rFonts w:ascii="Times New Roman" w:hAnsi="Times New Roman" w:eastAsia="Malgun Gothic"/>
+          <w:b/>
+          <w:i w:val="0"/>
+          <w:sz w:val="22"/>
+        </w:rPr>
+        <w:t xml:space="preserve">Настя: </w:t>
+      </w:r>
+      <w:r>
+        <w:rPr>
+          <w:rFonts w:ascii="Times New Roman" w:hAnsi="Times New Roman" w:eastAsia="Malgun Gothic"/>
+          <w:b w:val="0"/>
+          <w:i/>
+          <w:color w:val="555555"/>
+          <w:sz w:val="22"/>
+        </w:rPr>
+        <w:t>(пауза)</w:t>
+      </w:r>
+      <w:r>
+        <w:rPr>
+          <w:rFonts w:ascii="Times New Roman" w:hAnsi="Times New Roman" w:eastAsia="Malgun Gothic"/>
+          <w:b w:val="0"/>
+          <w:i w:val="0"/>
+          <w:sz w:val="22"/>
+        </w:rPr>
+        <w:t xml:space="preserve"> Заваривайте, Вениамин Олегович. На троих.</w:t>
+      </w:r>
+    </w:p>
+    <w:p>
+      <w:pPr>
         <w:keepNext/>
         <w:spacing w:before="320" w:after="140"/>
       </w:pPr>
@@ -1528,6 +2228,144 @@
           <w:i w:val="0"/>
           <w:sz w:val="22"/>
         </w:rPr>
+        <w:t>А теперь скажи: ты ел сегодня?</w:t>
+      </w:r>
+    </w:p>
+    <w:p>
+      <w:pPr>
+        <w:spacing w:before="0" w:after="110" w:line="300" w:lineRule="auto"/>
+      </w:pPr>
+      <w:r>
+        <w:rPr>
+          <w:rFonts w:ascii="Times New Roman" w:hAnsi="Times New Roman" w:eastAsia="Malgun Gothic"/>
+          <w:b/>
+          <w:i w:val="0"/>
+          <w:sz w:val="22"/>
+        </w:rPr>
+        <w:t xml:space="preserve">Лёша: </w:t>
+      </w:r>
+      <w:r>
+        <w:rPr>
+          <w:rFonts w:ascii="Times New Roman" w:hAnsi="Times New Roman" w:eastAsia="Malgun Gothic"/>
+          <w:b w:val="0"/>
+          <w:i w:val="0"/>
+          <w:sz w:val="22"/>
+        </w:rPr>
+        <w:t>Мам…</w:t>
+      </w:r>
+    </w:p>
+    <w:p>
+      <w:pPr>
+        <w:spacing w:before="0" w:after="110" w:line="300" w:lineRule="auto"/>
+      </w:pPr>
+      <w:r>
+        <w:rPr>
+          <w:rFonts w:ascii="Times New Roman" w:hAnsi="Times New Roman" w:eastAsia="Malgun Gothic"/>
+          <w:b/>
+          <w:i w:val="0"/>
+          <w:sz w:val="22"/>
+        </w:rPr>
+        <w:t xml:space="preserve">Анна: </w:t>
+      </w:r>
+      <w:r>
+        <w:rPr>
+          <w:rFonts w:ascii="Times New Roman" w:hAnsi="Times New Roman" w:eastAsia="Malgun Gothic"/>
+          <w:b w:val="0"/>
+          <w:i w:val="0"/>
+          <w:sz w:val="22"/>
+        </w:rPr>
+        <w:t>Ел или нет?</w:t>
+      </w:r>
+    </w:p>
+    <w:p>
+      <w:pPr>
+        <w:spacing w:before="0" w:after="110" w:line="300" w:lineRule="auto"/>
+      </w:pPr>
+      <w:r>
+        <w:rPr>
+          <w:rFonts w:ascii="Times New Roman" w:hAnsi="Times New Roman" w:eastAsia="Malgun Gothic"/>
+          <w:b/>
+          <w:i w:val="0"/>
+          <w:sz w:val="22"/>
+        </w:rPr>
+        <w:t xml:space="preserve">Лёша: </w:t>
+      </w:r>
+      <w:r>
+        <w:rPr>
+          <w:rFonts w:ascii="Times New Roman" w:hAnsi="Times New Roman" w:eastAsia="Malgun Gothic"/>
+          <w:b w:val="0"/>
+          <w:i w:val="0"/>
+          <w:sz w:val="22"/>
+        </w:rPr>
+        <w:t>Катя заказала пиццу. Я съел кусок.</w:t>
+      </w:r>
+    </w:p>
+    <w:p>
+      <w:pPr>
+        <w:spacing w:before="0" w:after="110" w:line="300" w:lineRule="auto"/>
+      </w:pPr>
+      <w:r>
+        <w:rPr>
+          <w:rFonts w:ascii="Times New Roman" w:hAnsi="Times New Roman" w:eastAsia="Malgun Gothic"/>
+          <w:b/>
+          <w:i w:val="0"/>
+          <w:sz w:val="22"/>
+        </w:rPr>
+        <w:t xml:space="preserve">Анна: </w:t>
+      </w:r>
+      <w:r>
+        <w:rPr>
+          <w:rFonts w:ascii="Times New Roman" w:hAnsi="Times New Roman" w:eastAsia="Malgun Gothic"/>
+          <w:b w:val="0"/>
+          <w:i w:val="0"/>
+          <w:sz w:val="22"/>
+        </w:rPr>
+        <w:t>Один кусок перед выборами. Голод не тётка, сынок. Съешь ещё, хоть холодный.</w:t>
+      </w:r>
+    </w:p>
+    <w:p>
+      <w:pPr>
+        <w:spacing w:before="0" w:after="110" w:line="300" w:lineRule="auto"/>
+      </w:pPr>
+      <w:r>
+        <w:rPr>
+          <w:rFonts w:ascii="Times New Roman" w:hAnsi="Times New Roman" w:eastAsia="Malgun Gothic"/>
+          <w:b/>
+          <w:i w:val="0"/>
+          <w:sz w:val="22"/>
+        </w:rPr>
+        <w:t xml:space="preserve">Лёша: </w:t>
+      </w:r>
+      <w:r>
+        <w:rPr>
+          <w:rFonts w:ascii="Times New Roman" w:hAnsi="Times New Roman" w:eastAsia="Malgun Gothic"/>
+          <w:b w:val="0"/>
+          <w:i w:val="0"/>
+          <w:sz w:val="22"/>
+        </w:rPr>
+        <w:t>Съем. Обещаю.</w:t>
+      </w:r>
+    </w:p>
+    <w:p>
+      <w:pPr>
+        <w:spacing w:before="0" w:after="110" w:line="300" w:lineRule="auto"/>
+      </w:pPr>
+      <w:r>
+        <w:rPr>
+          <w:rFonts w:ascii="Times New Roman" w:hAnsi="Times New Roman" w:eastAsia="Malgun Gothic"/>
+          <w:b/>
+          <w:i w:val="0"/>
+          <w:sz w:val="22"/>
+        </w:rPr>
+        <w:t xml:space="preserve">Анна: </w:t>
+      </w:r>
+      <w:r>
+        <w:rPr>
+          <w:rFonts w:ascii="Times New Roman" w:hAnsi="Times New Roman" w:eastAsia="Malgun Gothic"/>
+          <w:b w:val="0"/>
+          <w:i w:val="0"/>
+          <w:sz w:val="22"/>
+        </w:rPr>
         <w:t>Спи, Лёша. Или хотя бы попробуй. Завтра длинный день.</w:t>
       </w:r>
     </w:p>
@@ -1893,6 +2731,108 @@
     </w:p>
     <w:p>
       <w:pPr>
+        <w:spacing w:before="0" w:after="110" w:line="300" w:lineRule="auto"/>
+      </w:pPr>
+      <w:r>
+        <w:rPr>
+          <w:rFonts w:ascii="Times New Roman" w:hAnsi="Times New Roman" w:eastAsia="Malgun Gothic"/>
+          <w:b/>
+          <w:i w:val="0"/>
+          <w:sz w:val="22"/>
+        </w:rPr>
+        <w:t xml:space="preserve">Лёша: </w:t>
+      </w:r>
+      <w:r>
+        <w:rPr>
+          <w:rFonts w:ascii="Times New Roman" w:hAnsi="Times New Roman" w:eastAsia="Malgun Gothic"/>
+          <w:b w:val="0"/>
+          <w:i w:val="0"/>
+          <w:sz w:val="22"/>
+        </w:rPr>
+        <w:t>Ирина, как вы думаете — они бы одобрили? Все они.</w:t>
+      </w:r>
+    </w:p>
+    <w:p>
+      <w:pPr>
+        <w:spacing w:before="0" w:after="110" w:line="300" w:lineRule="auto"/>
+      </w:pPr>
+      <w:r>
+        <w:rPr>
+          <w:rFonts w:ascii="Times New Roman" w:hAnsi="Times New Roman" w:eastAsia="Malgun Gothic"/>
+          <w:b/>
+          <w:i w:val="0"/>
+          <w:sz w:val="22"/>
+        </w:rPr>
+        <w:t xml:space="preserve">Ирина: </w:t>
+      </w:r>
+      <w:r>
+        <w:rPr>
+          <w:rFonts w:ascii="Times New Roman" w:hAnsi="Times New Roman" w:eastAsia="Malgun Gothic"/>
+          <w:b w:val="0"/>
+          <w:i w:val="0"/>
+          <w:sz w:val="22"/>
+        </w:rPr>
+        <w:t>Не знаю, Алексей Николаевич. Но думаю, они бы спорили. Быков — с вами, Изольда Тимофеевна — с Быковым.</w:t>
+      </w:r>
+    </w:p>
+    <w:p>
+      <w:pPr>
+        <w:spacing w:before="0" w:after="110" w:line="300" w:lineRule="auto"/>
+      </w:pPr>
+      <w:r>
+        <w:rPr>
+          <w:rFonts w:ascii="Times New Roman" w:hAnsi="Times New Roman" w:eastAsia="Malgun Gothic"/>
+          <w:b/>
+          <w:i w:val="0"/>
+          <w:sz w:val="22"/>
+        </w:rPr>
+        <w:t xml:space="preserve">Лёша: </w:t>
+      </w:r>
+      <w:r>
+        <w:rPr>
+          <w:rFonts w:ascii="Times New Roman" w:hAnsi="Times New Roman" w:eastAsia="Malgun Gothic"/>
+          <w:b w:val="0"/>
+          <w:i/>
+          <w:color w:val="555555"/>
+          <w:sz w:val="22"/>
+        </w:rPr>
+        <w:t>(впервые за вечер улыбаясь)</w:t>
+      </w:r>
+      <w:r>
+        <w:rPr>
+          <w:rFonts w:ascii="Times New Roman" w:hAnsi="Times New Roman" w:eastAsia="Malgun Gothic"/>
+          <w:b w:val="0"/>
+          <w:i w:val="0"/>
+          <w:sz w:val="22"/>
+        </w:rPr>
+        <w:t xml:space="preserve"> Она бы его переспорила.</w:t>
+      </w:r>
+    </w:p>
+    <w:p>
+      <w:pPr>
+        <w:spacing w:before="0" w:after="110" w:line="300" w:lineRule="auto"/>
+      </w:pPr>
+      <w:r>
+        <w:rPr>
+          <w:rFonts w:ascii="Times New Roman" w:hAnsi="Times New Roman" w:eastAsia="Malgun Gothic"/>
+          <w:b/>
+          <w:i w:val="0"/>
+          <w:sz w:val="22"/>
+        </w:rPr>
+        <w:t xml:space="preserve">Ирина: </w:t>
+      </w:r>
+      <w:r>
+        <w:rPr>
+          <w:rFonts w:ascii="Times New Roman" w:hAnsi="Times New Roman" w:eastAsia="Malgun Gothic"/>
+          <w:b w:val="0"/>
+          <w:i w:val="0"/>
+          <w:sz w:val="22"/>
+        </w:rPr>
+        <w:t>«Тридцать лет в профессии». У Быкова не было бы шансов.</w:t>
+      </w:r>
+    </w:p>
+    <w:p>
+      <w:pPr>
         <w:keepNext/>
         <w:spacing w:before="320" w:after="140"/>
       </w:pPr>
@@ -2062,7 +3002,7 @@
           <w:i w:val="0"/>
           <w:sz w:val="22"/>
         </w:rPr>
-        <w:t>А завтра, что бы ни было, — как у Сони в «Дяде Ване»: «Мы отдохнём!» Хотя бы один день.</w:t>
+        <w:t>А завтра, что бы ни было, — хотя бы один день отдыха.</w:t>
       </w:r>
     </w:p>
     <w:p>
@@ -2086,6 +3026,164 @@
           <w:sz w:val="22"/>
         </w:rPr>
         <w:t>Не обещайте ему, Ирина. У меня на послезавтра уже три совещания.</w:t>
+      </w:r>
+    </w:p>
+    <w:p>
+      <w:pPr>
+        <w:spacing w:before="0" w:after="110" w:line="300" w:lineRule="auto"/>
+      </w:pPr>
+      <w:r>
+        <w:rPr>
+          <w:rFonts w:ascii="Times New Roman" w:hAnsi="Times New Roman" w:eastAsia="Malgun Gothic"/>
+          <w:b/>
+          <w:i w:val="0"/>
+          <w:sz w:val="22"/>
+        </w:rPr>
+        <w:t xml:space="preserve">Ирина: </w:t>
+      </w:r>
+      <w:r>
+        <w:rPr>
+          <w:rFonts w:ascii="Times New Roman" w:hAnsi="Times New Roman" w:eastAsia="Malgun Gothic"/>
+          <w:b w:val="0"/>
+          <w:i w:val="0"/>
+          <w:sz w:val="22"/>
+        </w:rPr>
+        <w:t>Екатерина Ивановна, хотя бы одно можно перенести?</w:t>
+      </w:r>
+    </w:p>
+    <w:p>
+      <w:pPr>
+        <w:spacing w:before="0" w:after="110" w:line="300" w:lineRule="auto"/>
+      </w:pPr>
+      <w:r>
+        <w:rPr>
+          <w:rFonts w:ascii="Times New Roman" w:hAnsi="Times New Roman" w:eastAsia="Malgun Gothic"/>
+          <w:b/>
+          <w:i w:val="0"/>
+          <w:sz w:val="22"/>
+        </w:rPr>
+        <w:t xml:space="preserve">Катя: </w:t>
+      </w:r>
+      <w:r>
+        <w:rPr>
+          <w:rFonts w:ascii="Times New Roman" w:hAnsi="Times New Roman" w:eastAsia="Malgun Gothic"/>
+          <w:b w:val="0"/>
+          <w:i w:val="0"/>
+          <w:sz w:val="22"/>
+        </w:rPr>
+        <w:t>Можно. На после-послезавтра.</w:t>
+      </w:r>
+    </w:p>
+    <w:p>
+      <w:pPr>
+        <w:spacing w:before="0" w:after="110" w:line="300" w:lineRule="auto"/>
+      </w:pPr>
+      <w:r>
+        <w:rPr>
+          <w:rFonts w:ascii="Times New Roman" w:hAnsi="Times New Roman" w:eastAsia="Malgun Gothic"/>
+          <w:b/>
+          <w:i w:val="0"/>
+          <w:sz w:val="22"/>
+        </w:rPr>
+        <w:t xml:space="preserve">Лёша: </w:t>
+      </w:r>
+      <w:r>
+        <w:rPr>
+          <w:rFonts w:ascii="Times New Roman" w:hAnsi="Times New Roman" w:eastAsia="Malgun Gothic"/>
+          <w:b w:val="0"/>
+          <w:i/>
+          <w:color w:val="555555"/>
+          <w:sz w:val="22"/>
+        </w:rPr>
+        <w:t>(смеясь)</w:t>
+      </w:r>
+      <w:r>
+        <w:rPr>
+          <w:rFonts w:ascii="Times New Roman" w:hAnsi="Times New Roman" w:eastAsia="Malgun Gothic"/>
+          <w:b w:val="0"/>
+          <w:i w:val="0"/>
+          <w:sz w:val="22"/>
+        </w:rPr>
+        <w:t xml:space="preserve"> Вот она, настоящая власть в этой стране.</w:t>
+      </w:r>
+    </w:p>
+    <w:p>
+      <w:pPr>
+        <w:spacing w:before="0" w:after="110" w:line="300" w:lineRule="auto"/>
+      </w:pPr>
+      <w:r>
+        <w:rPr>
+          <w:rFonts w:ascii="Times New Roman" w:hAnsi="Times New Roman" w:eastAsia="Malgun Gothic"/>
+          <w:b/>
+          <w:i w:val="0"/>
+          <w:sz w:val="22"/>
+        </w:rPr>
+        <w:t xml:space="preserve">Кирилл: </w:t>
+      </w:r>
+      <w:r>
+        <w:rPr>
+          <w:rFonts w:ascii="Times New Roman" w:hAnsi="Times New Roman" w:eastAsia="Malgun Gothic"/>
+          <w:b w:val="0"/>
+          <w:i/>
+          <w:color w:val="555555"/>
+          <w:sz w:val="22"/>
+        </w:rPr>
+        <w:t>(входя вместе с Настей и Вениамином)</w:t>
+      </w:r>
+      <w:r>
+        <w:rPr>
+          <w:rFonts w:ascii="Times New Roman" w:hAnsi="Times New Roman" w:eastAsia="Malgun Gothic"/>
+          <w:b w:val="0"/>
+          <w:i w:val="0"/>
+          <w:sz w:val="22"/>
+        </w:rPr>
+        <w:t xml:space="preserve"> Реестр чистый. Проверили трижды.</w:t>
+      </w:r>
+    </w:p>
+    <w:p>
+      <w:pPr>
+        <w:spacing w:before="0" w:after="110" w:line="300" w:lineRule="auto"/>
+      </w:pPr>
+      <w:r>
+        <w:rPr>
+          <w:rFonts w:ascii="Times New Roman" w:hAnsi="Times New Roman" w:eastAsia="Malgun Gothic"/>
+          <w:b/>
+          <w:i w:val="0"/>
+          <w:sz w:val="22"/>
+        </w:rPr>
+        <w:t xml:space="preserve">Настя: </w:t>
+      </w:r>
+      <w:r>
+        <w:rPr>
+          <w:rFonts w:ascii="Times New Roman" w:hAnsi="Times New Roman" w:eastAsia="Malgun Gothic"/>
+          <w:b w:val="0"/>
+          <w:i w:val="0"/>
+          <w:sz w:val="22"/>
+        </w:rPr>
+        <w:t>Дважды — он, один раз — Вениамин Олегович. Он не признаётся.</w:t>
+      </w:r>
+    </w:p>
+    <w:p>
+      <w:pPr>
+        <w:spacing w:before="0" w:after="110" w:line="300" w:lineRule="auto"/>
+      </w:pPr>
+      <w:r>
+        <w:rPr>
+          <w:rFonts w:ascii="Times New Roman" w:hAnsi="Times New Roman" w:eastAsia="Malgun Gothic"/>
+          <w:b/>
+          <w:i w:val="0"/>
+          <w:sz w:val="22"/>
+        </w:rPr>
+        <w:t xml:space="preserve">Вениамин: </w:t>
+      </w:r>
+      <w:r>
+        <w:rPr>
+          <w:rFonts w:ascii="Times New Roman" w:hAnsi="Times New Roman" w:eastAsia="Malgun Gothic"/>
+          <w:b w:val="0"/>
+          <w:i w:val="0"/>
+          <w:sz w:val="22"/>
+        </w:rPr>
+        <w:t>Признаюсь. Четырежды.</w:t>
       </w:r>
     </w:p>
     <w:p>
@@ -2184,7 +3282,7 @@
           <w:i w:val="0"/>
           <w:sz w:val="22"/>
         </w:rPr>
-        <w:t>Чехов, «Дядя Ваня» (Соня, финал пьесы): «Мы отдохнём!»</w:t>
+        <w:t>Русская пословица: «Голод не тётка»</w:t>
       </w:r>
       <w:r>
         <w:rPr>
@@ -2193,7 +3291,7 @@
           <w:i w:val="0"/>
           <w:sz w:val="22"/>
         </w:rPr>
-        <w:t xml:space="preserve"> — 한국어 해설: 마지막 막 소냐의 독백 속 반복구. 새벽에 이리나가 반쯤 농담으로 인용해 "끝나면 하루라도 쉬자"고 하지만, 카탸가 곧바로 다음 날 회의 일정을 들이밀며 쉼 없는 2기를 예고한다 (장면 7).</w:t>
+        <w:t xml:space="preserve"> — 한국어 해설: "배고픔은 이모(친척)가 아니다", 즉 굶주림은 봐주지 않는다는 뜻의 오래되고 널리 쓰이는 속담(흔히 "피로시키를 갖다주지 않는다"는 뒷말이 붙는다). 투표 전날 밤 전화로 "무엇이 되든 자랑스럽다"고 말한 어머니 안나가 곧바로 "오늘 뭘 먹었느냐"고 따지며 쓴다. 대통령이 아니라 아들을 챙기는 어머니의 목소리가, 거창한 말보다 료샤를 붙잡아 준다 (장면 5).</w:t>
       </w:r>
     </w:p>
     <w:p>

--- a/러시아 인권변호사/6부/6부_11화_투표_전야.docx
+++ b/러시아 인권변호사/6부/6부_11화_투표_전야.docx
@@ -2540,7 +2540,7 @@
           <w:i w:val="0"/>
           <w:sz w:val="22"/>
         </w:rPr>
-        <w:t xml:space="preserve"> «Выхожу один я на дорогу; сквозь туман кремнистый путь блестит…» Ночь тихая. Только дороги что-то не видно.</w:t>
+        <w:t xml:space="preserve"> «Хоть убей, следа не видно; сбились мы. Что делать нам!» Ночь тихая, не то что у Пушкина. Только дороги что-то не видно.</w:t>
       </w:r>
     </w:p>
     <w:p>
@@ -2670,7 +2670,7 @@
           <w:i w:val="0"/>
           <w:sz w:val="22"/>
         </w:rPr>
-        <w:t>А Лермонтова вы им тоже читали? У вас окно открыто, мне с балкона слышно.</w:t>
+        <w:t>А Пушкина вы им тоже читали? У вас окно открыто, мне с балкона слышно.</w:t>
       </w:r>
     </w:p>
     <w:p>
@@ -3259,7 +3259,7 @@
           <w:i w:val="0"/>
           <w:sz w:val="22"/>
         </w:rPr>
-        <w:t>Лермонтов, «Выхожу один я на дорогу…» (первая строфа): «Выхожу один я на дорогу; / Сквозь туман кремнистый путь блестит»</w:t>
+        <w:t>Пушкин, «Бесы» (1830): «Хоть убей, следа не видно; сбились мы. Что делать нам!»</w:t>
       </w:r>
       <w:r>
         <w:rPr>
@@ -3268,7 +3268,7 @@
           <w:i w:val="0"/>
           <w:sz w:val="22"/>
         </w:rPr>
-        <w:t xml:space="preserve"> — 한국어 해설: 레르몬토프 만년의 시 첫 구절. 투표 전날 밤 홀로 집무실 창가에 선 료샤가 읊조리며, 시인의 고독과 평온 사이에서 "길이 보이지 않는다"고 덧붙인다. 승리 직전에도 흔들리는 그의 내면과 7부의 고립을 예감하게 한다 (장면 6).</w:t>
+        <w:t xml:space="preserve"> — 한국어 해설: 눈보라 속에서 길을 잃은 마부와 나그네를 그린 푸시킨의 시 한 구절. 투표 전날 밤 홀로 집무실 창가에 선 료샤가 읊조리며, 눈보라 없는 고요한 밤인데도 "길이 보이지 않는다"고 덧붙인다. 승리 직전에도 흔들리는 그의 내면과 7부의 고립을 예감하게 한다 (장면 6).</w:t>
       </w:r>
     </w:p>
     <w:p>

--- a/러시아 인권변호사/6부/6부_11화_투표_전야.docx
+++ b/러시아 인권변호사/6부/6부_11화_투표_전야.docx
@@ -1742,7 +1742,7 @@
           <w:i w:val="0"/>
           <w:sz w:val="22"/>
         </w:rPr>
-        <w:t>Вот в этом и суть того, ради чего мы работали три года.</w:t>
+        <w:t>Вот в этом и суть того, ради чего мы работали два года.</w:t>
       </w:r>
     </w:p>
     <w:p>
@@ -3291,7 +3291,7 @@
           <w:i w:val="0"/>
           <w:sz w:val="22"/>
         </w:rPr>
-        <w:t xml:space="preserve"> — 한국어 해설: "배고픔은 이모(친척)가 아니다", 즉 굶주림은 봐주지 않는다는 뜻의 오래되고 널리 쓰이는 속담(흔히 "피로시키를 갖다주지 않는다"는 뒷말이 붙는다). 투표 전날 밤 전화로 "무엇이 되든 자랑스럽다"고 말한 어머니 안나가 곧바로 "오늘 뭘 먹었느냐"고 따지며 쓴다. 대통령이 아니라 아들을 챙기는 어머니의 목소리가, 거창한 말보다 료샤를 붙잡아 준다 (장면 5).</w:t>
+        <w:t xml:space="preserve"> — 한국어 해설: "배고픔은 이모(친척)가 아니다", 즉 굶주림은 봐주지 않는다는 뜻의 속담(흔히 "피로시키를 갖다주지 않는다"는 뒷말이 붙는다). 투표 전날 밤 전화로 "무엇이 되든 자랑스럽다"고 말한 어머니 안나가 곧바로 "오늘 뭘 먹었느냐"고 따지며 쓴다. 대통령이 아니라 아들을 챙기는 어머니의 목소리가, 거창한 말보다 료샤를 붙잡아 준다 (장면 5).</w:t>
       </w:r>
     </w:p>
     <w:p>
